--- a/Knowledge/3-Work knowledge/1-Software Engineering/2-Testing/5-My Source/1-ISTQB Foundation Level/5-Test Management/1-Phases of the Software Testing Life Cycle (STLC)/7-Test Execution.docx
+++ b/Knowledge/3-Work knowledge/1-Software Engineering/2-Testing/5-My Source/1-ISTQB Foundation Level/5-Test Management/1-Phases of the Software Testing Life Cycle (STLC)/7-Test Execution.docx
@@ -31,51 +31,77 @@
       </w:pPr>
       <w:r>
         <w:rPr>
-          <w:b/>
-          <w:shd w:val="clear" w:color="auto" w:fill="B7B7B7"/>
-        </w:rPr>
-        <w:t># Source</w:t>
-      </w:r>
-      <w:r>
-        <w:rPr>
-          <w:shd w:val="clear" w:color="auto" w:fill="B7B7B7"/>
-        </w:rPr>
-        <w:t xml:space="preserve">: </w:t>
-      </w:r>
-      <w:r>
-        <w:rPr>
-          <w:b/>
-          <w:shd w:val="clear" w:color="auto" w:fill="B7B7B7"/>
-        </w:rPr>
-        <w:t xml:space="preserve">Chatgpt </w:t>
-      </w:r>
-      <w:r>
-        <w:rPr>
-          <w:b/>
-          <w:sz w:val="14"/>
-          <w:szCs w:val="14"/>
-          <w:shd w:val="clear" w:color="auto" w:fill="B7B7B7"/>
-        </w:rPr>
-        <w:t>(GPT</w:t>
-      </w:r>
-      <w:r>
-        <w:rPr>
-          <w:rFonts w:ascii="Cambria Math" w:hAnsi="Cambria Math" w:cs="Cambria Math"/>
-          <w:b/>
-          <w:sz w:val="14"/>
-          <w:szCs w:val="14"/>
-          <w:shd w:val="clear" w:color="auto" w:fill="B7B7B7"/>
+          <w:rFonts w:ascii="Arial" w:eastAsia="Arial" w:hAnsi="Arial" w:cs="Arial"/>
+          <w:b/>
+          <w:color w:val="000000"/>
+          <w:sz w:val="18"/>
+          <w:highlight w:val="lightGray"/>
+        </w:rPr>
+        <w:t># Source: AI Source: Provided by: [Data Path</w:t>
+      </w:r>
+      <w:r>
+        <w:rPr>
+          <w:rFonts w:ascii="Arial" w:eastAsia="Arial" w:hAnsi="Arial" w:cs="Arial"/>
+          <w:color w:val="000000"/>
+          <w:sz w:val="18"/>
+          <w:highlight w:val="lightGray"/>
+        </w:rPr>
+        <w:t xml:space="preserve">: Persons Table -&gt; ID Column: 1, Name_En Column: Motasem Essam] -&gt; </w:t>
+      </w:r>
+      <w:r>
+        <w:rPr>
+          <w:rFonts w:ascii="Arial" w:eastAsia="Arial" w:hAnsi="Arial" w:cs="Arial"/>
+          <w:b/>
+          <w:color w:val="000000"/>
+          <w:sz w:val="18"/>
+          <w:highlight w:val="lightGray"/>
+        </w:rPr>
+        <w:t>From:</w:t>
+      </w:r>
+      <w:r>
+        <w:rPr>
+          <w:rFonts w:ascii="Arial" w:eastAsia="Arial" w:hAnsi="Arial" w:cs="Arial"/>
+          <w:color w:val="000000"/>
+          <w:sz w:val="18"/>
+          <w:highlight w:val="lightGray"/>
+        </w:rPr>
+        <w:t xml:space="preserve"> [Chatgpt (GPT</w:t>
+      </w:r>
+      <w:r>
+        <w:rPr>
+          <w:rFonts w:ascii="Arial" w:eastAsia="Arial" w:hAnsi="Arial" w:cs="Cambria Math"/>
+          <w:color w:val="000000"/>
+          <w:sz w:val="18"/>
+          <w:highlight w:val="lightGray"/>
         </w:rPr>
         <w:t>‑</w:t>
       </w:r>
       <w:r>
         <w:rPr>
-          <w:b/>
-          <w:sz w:val="14"/>
-          <w:szCs w:val="14"/>
-          <w:shd w:val="clear" w:color="auto" w:fill="B7B7B7"/>
-        </w:rPr>
-        <w:t>5 Mini) at [8/18/2025]</w:t>
+          <w:rFonts w:ascii="Arial" w:eastAsia="Arial" w:hAnsi="Arial" w:cs="Arial"/>
+          <w:color w:val="000000"/>
+          <w:sz w:val="18"/>
+          <w:highlight w:val="lightGray"/>
+        </w:rPr>
+        <w:t xml:space="preserve">5 Mini)] </w:t>
+      </w:r>
+      <w:r>
+        <w:rPr>
+          <w:rFonts w:ascii="Arial" w:eastAsia="Arial" w:hAnsi="Arial" w:cs="Arial"/>
+          <w:b/>
+          <w:color w:val="000000"/>
+          <w:sz w:val="18"/>
+          <w:highlight w:val="lightGray"/>
+        </w:rPr>
+        <w:t>on</w:t>
+      </w:r>
+      <w:r>
+        <w:rPr>
+          <w:rFonts w:ascii="Arial" w:eastAsia="Arial" w:hAnsi="Arial"/>
+          <w:sz w:val="18"/>
+          <w:highlight w:val="lightGray"/>
+        </w:rPr>
+        <w:t xml:space="preserve"> [8/18/2025]</w:t>
       </w:r>
     </w:p>
     <w:p>
@@ -118,7 +144,7 @@
           <w:ilvl w:val="0"/>
           <w:numId w:val="7"/>
         </w:numPr>
-        <w:spacing w:before="240"/>
+        <w:spacing w:before="240" w:after="0" w:line="276" w:lineRule="auto"/>
       </w:pPr>
       <w:r>
         <w:rPr>
@@ -152,7 +178,7 @@
           <w:ilvl w:val="0"/>
           <w:numId w:val="7"/>
         </w:numPr>
-        <w:spacing w:after="240"/>
+        <w:spacing w:after="240" w:line="276" w:lineRule="auto"/>
         <w:rPr>
           <w:rFonts w:ascii="Roboto Mono" w:eastAsia="Roboto Mono" w:hAnsi="Roboto Mono" w:cs="Roboto Mono"/>
         </w:rPr>
@@ -172,7 +198,7 @@
     </w:p>
     <w:p>
       <w:r>
-        <w:pict w14:anchorId="5151BCA8">
+        <w:pict w14:anchorId="7C1C686D">
           <v:rect id="_x0000_i1025" style="width:0;height:1.5pt" o:hralign="center" o:hrstd="t" o:hr="t" fillcolor="#a0a0a0" stroked="f"/>
         </w:pict>
       </w:r>
@@ -205,51 +231,77 @@
       </w:pPr>
       <w:r>
         <w:rPr>
-          <w:b/>
-          <w:shd w:val="clear" w:color="auto" w:fill="B7B7B7"/>
-        </w:rPr>
-        <w:t># Source</w:t>
-      </w:r>
-      <w:r>
-        <w:rPr>
-          <w:shd w:val="clear" w:color="auto" w:fill="B7B7B7"/>
-        </w:rPr>
-        <w:t xml:space="preserve">: </w:t>
-      </w:r>
-      <w:r>
-        <w:rPr>
-          <w:b/>
-          <w:shd w:val="clear" w:color="auto" w:fill="B7B7B7"/>
-        </w:rPr>
-        <w:t xml:space="preserve">Chatgpt </w:t>
-      </w:r>
-      <w:r>
-        <w:rPr>
-          <w:b/>
-          <w:sz w:val="14"/>
-          <w:szCs w:val="14"/>
-          <w:shd w:val="clear" w:color="auto" w:fill="B7B7B7"/>
-        </w:rPr>
-        <w:t>(GPT</w:t>
-      </w:r>
-      <w:r>
-        <w:rPr>
-          <w:rFonts w:ascii="Cambria Math" w:hAnsi="Cambria Math" w:cs="Cambria Math"/>
-          <w:b/>
-          <w:sz w:val="14"/>
-          <w:szCs w:val="14"/>
-          <w:shd w:val="clear" w:color="auto" w:fill="B7B7B7"/>
+          <w:rFonts w:ascii="Arial" w:eastAsia="Arial" w:hAnsi="Arial" w:cs="Arial"/>
+          <w:b/>
+          <w:color w:val="000000"/>
+          <w:sz w:val="18"/>
+          <w:highlight w:val="lightGray"/>
+        </w:rPr>
+        <w:t># Source: AI Source: Provided by: [Data Path</w:t>
+      </w:r>
+      <w:r>
+        <w:rPr>
+          <w:rFonts w:ascii="Arial" w:eastAsia="Arial" w:hAnsi="Arial" w:cs="Arial"/>
+          <w:color w:val="000000"/>
+          <w:sz w:val="18"/>
+          <w:highlight w:val="lightGray"/>
+        </w:rPr>
+        <w:t xml:space="preserve">: Persons Table -&gt; ID Column: 1, Name_En Column: Motasem Essam] -&gt; </w:t>
+      </w:r>
+      <w:r>
+        <w:rPr>
+          <w:rFonts w:ascii="Arial" w:eastAsia="Arial" w:hAnsi="Arial" w:cs="Arial"/>
+          <w:b/>
+          <w:color w:val="000000"/>
+          <w:sz w:val="18"/>
+          <w:highlight w:val="lightGray"/>
+        </w:rPr>
+        <w:t>From:</w:t>
+      </w:r>
+      <w:r>
+        <w:rPr>
+          <w:rFonts w:ascii="Arial" w:eastAsia="Arial" w:hAnsi="Arial" w:cs="Arial"/>
+          <w:color w:val="000000"/>
+          <w:sz w:val="18"/>
+          <w:highlight w:val="lightGray"/>
+        </w:rPr>
+        <w:t xml:space="preserve"> [Chatgpt (GPT</w:t>
+      </w:r>
+      <w:r>
+        <w:rPr>
+          <w:rFonts w:ascii="Arial" w:eastAsia="Arial" w:hAnsi="Arial" w:cs="Cambria Math"/>
+          <w:color w:val="000000"/>
+          <w:sz w:val="18"/>
+          <w:highlight w:val="lightGray"/>
         </w:rPr>
         <w:t>‑</w:t>
       </w:r>
       <w:r>
         <w:rPr>
-          <w:b/>
-          <w:sz w:val="14"/>
-          <w:szCs w:val="14"/>
-          <w:shd w:val="clear" w:color="auto" w:fill="B7B7B7"/>
-        </w:rPr>
-        <w:t>5 Mini) at [8/18/2025]</w:t>
+          <w:rFonts w:ascii="Arial" w:eastAsia="Arial" w:hAnsi="Arial" w:cs="Arial"/>
+          <w:color w:val="000000"/>
+          <w:sz w:val="18"/>
+          <w:highlight w:val="lightGray"/>
+        </w:rPr>
+        <w:t xml:space="preserve">5 Mini)] </w:t>
+      </w:r>
+      <w:r>
+        <w:rPr>
+          <w:rFonts w:ascii="Arial" w:eastAsia="Arial" w:hAnsi="Arial" w:cs="Arial"/>
+          <w:b/>
+          <w:color w:val="000000"/>
+          <w:sz w:val="18"/>
+          <w:highlight w:val="lightGray"/>
+        </w:rPr>
+        <w:t>on</w:t>
+      </w:r>
+      <w:r>
+        <w:rPr>
+          <w:rFonts w:ascii="Arial" w:eastAsia="Arial" w:hAnsi="Arial"/>
+          <w:sz w:val="18"/>
+          <w:highlight w:val="lightGray"/>
+        </w:rPr>
+        <w:t xml:space="preserve"> [8/18/2025]</w:t>
       </w:r>
     </w:p>
     <w:p>
@@ -258,7 +310,7 @@
           <w:ilvl w:val="0"/>
           <w:numId w:val="5"/>
         </w:numPr>
-        <w:spacing w:before="240"/>
+        <w:spacing w:before="240" w:after="0" w:line="276" w:lineRule="auto"/>
         <w:rPr>
           <w:rFonts w:ascii="Roboto Mono" w:eastAsia="Roboto Mono" w:hAnsi="Roboto Mono" w:cs="Roboto Mono"/>
         </w:rPr>
@@ -284,6 +336,7 @@
           <w:ilvl w:val="1"/>
           <w:numId w:val="5"/>
         </w:numPr>
+        <w:spacing w:after="0" w:line="276" w:lineRule="auto"/>
         <w:rPr>
           <w:rFonts w:ascii="Roboto Mono" w:eastAsia="Roboto Mono" w:hAnsi="Roboto Mono" w:cs="Roboto Mono"/>
         </w:rPr>
@@ -307,6 +360,7 @@
           <w:ilvl w:val="1"/>
           <w:numId w:val="5"/>
         </w:numPr>
+        <w:spacing w:after="0" w:line="276" w:lineRule="auto"/>
         <w:rPr>
           <w:rFonts w:ascii="Roboto Mono" w:eastAsia="Roboto Mono" w:hAnsi="Roboto Mono" w:cs="Roboto Mono"/>
         </w:rPr>
@@ -330,6 +384,7 @@
           <w:ilvl w:val="0"/>
           <w:numId w:val="5"/>
         </w:numPr>
+        <w:spacing w:after="0" w:line="276" w:lineRule="auto"/>
         <w:rPr>
           <w:rFonts w:ascii="Roboto Mono" w:eastAsia="Roboto Mono" w:hAnsi="Roboto Mono" w:cs="Roboto Mono"/>
         </w:rPr>
@@ -355,6 +410,7 @@
           <w:ilvl w:val="1"/>
           <w:numId w:val="5"/>
         </w:numPr>
+        <w:spacing w:after="0" w:line="276" w:lineRule="auto"/>
         <w:rPr>
           <w:rFonts w:ascii="Roboto Mono" w:eastAsia="Roboto Mono" w:hAnsi="Roboto Mono" w:cs="Roboto Mono"/>
         </w:rPr>
@@ -378,6 +434,7 @@
           <w:ilvl w:val="1"/>
           <w:numId w:val="5"/>
         </w:numPr>
+        <w:spacing w:after="0" w:line="276" w:lineRule="auto"/>
         <w:rPr>
           <w:rFonts w:ascii="Roboto Mono" w:eastAsia="Roboto Mono" w:hAnsi="Roboto Mono" w:cs="Roboto Mono"/>
         </w:rPr>
@@ -401,6 +458,7 @@
           <w:ilvl w:val="0"/>
           <w:numId w:val="5"/>
         </w:numPr>
+        <w:spacing w:after="0" w:line="276" w:lineRule="auto"/>
         <w:rPr>
           <w:rFonts w:ascii="Roboto Mono" w:eastAsia="Roboto Mono" w:hAnsi="Roboto Mono" w:cs="Roboto Mono"/>
         </w:rPr>
@@ -426,6 +484,7 @@
           <w:ilvl w:val="1"/>
           <w:numId w:val="5"/>
         </w:numPr>
+        <w:spacing w:after="0" w:line="276" w:lineRule="auto"/>
       </w:pPr>
       <w:r>
         <w:rPr>
@@ -459,13 +518,13 @@
           <w:ilvl w:val="0"/>
           <w:numId w:val="5"/>
         </w:numPr>
-      </w:pPr>
-      <w:r>
-        <w:rPr>
-          <w:rFonts w:ascii="Roboto Mono" w:eastAsia="Roboto Mono" w:hAnsi="Roboto Mono" w:cs="Roboto Mono"/>
-          <w:b/>
-        </w:rPr>
-        <w:lastRenderedPageBreak/>
+        <w:spacing w:after="0" w:line="276" w:lineRule="auto"/>
+      </w:pPr>
+      <w:r>
+        <w:rPr>
+          <w:rFonts w:ascii="Roboto Mono" w:eastAsia="Roboto Mono" w:hAnsi="Roboto Mono" w:cs="Roboto Mono"/>
+          <w:b/>
+        </w:rPr>
         <w:t>Log defects/bugs</w:t>
       </w:r>
       <w:r>
@@ -487,6 +546,7 @@
           <w:ilvl w:val="1"/>
           <w:numId w:val="5"/>
         </w:numPr>
+        <w:spacing w:after="0" w:line="276" w:lineRule="auto"/>
         <w:rPr>
           <w:rFonts w:ascii="Roboto Mono" w:eastAsia="Roboto Mono" w:hAnsi="Roboto Mono" w:cs="Roboto Mono"/>
         </w:rPr>
@@ -510,6 +570,7 @@
           <w:ilvl w:val="0"/>
           <w:numId w:val="5"/>
         </w:numPr>
+        <w:spacing w:after="0" w:line="276" w:lineRule="auto"/>
         <w:rPr>
           <w:rFonts w:ascii="Roboto Mono" w:eastAsia="Roboto Mono" w:hAnsi="Roboto Mono" w:cs="Roboto Mono"/>
         </w:rPr>
@@ -535,6 +596,7 @@
           <w:ilvl w:val="1"/>
           <w:numId w:val="5"/>
         </w:numPr>
+        <w:spacing w:after="0" w:line="276" w:lineRule="auto"/>
         <w:rPr>
           <w:rFonts w:ascii="Roboto Mono" w:eastAsia="Roboto Mono" w:hAnsi="Roboto Mono" w:cs="Roboto Mono"/>
         </w:rPr>
@@ -558,6 +620,7 @@
           <w:ilvl w:val="1"/>
           <w:numId w:val="5"/>
         </w:numPr>
+        <w:spacing w:after="0" w:line="276" w:lineRule="auto"/>
         <w:rPr>
           <w:rFonts w:ascii="Roboto Mono" w:eastAsia="Roboto Mono" w:hAnsi="Roboto Mono" w:cs="Roboto Mono"/>
         </w:rPr>
@@ -581,6 +644,7 @@
           <w:ilvl w:val="0"/>
           <w:numId w:val="5"/>
         </w:numPr>
+        <w:spacing w:after="0" w:line="276" w:lineRule="auto"/>
         <w:rPr>
           <w:rFonts w:ascii="Roboto Mono" w:eastAsia="Roboto Mono" w:hAnsi="Roboto Mono" w:cs="Roboto Mono"/>
         </w:rPr>
@@ -606,6 +670,7 @@
           <w:ilvl w:val="1"/>
           <w:numId w:val="5"/>
         </w:numPr>
+        <w:spacing w:after="0" w:line="276" w:lineRule="auto"/>
         <w:rPr>
           <w:rFonts w:ascii="Roboto Mono" w:eastAsia="Roboto Mono" w:hAnsi="Roboto Mono" w:cs="Roboto Mono"/>
         </w:rPr>
@@ -629,7 +694,7 @@
           <w:ilvl w:val="1"/>
           <w:numId w:val="5"/>
         </w:numPr>
-        <w:spacing w:after="240"/>
+        <w:spacing w:after="240" w:line="276" w:lineRule="auto"/>
         <w:rPr>
           <w:rFonts w:ascii="Roboto Mono" w:eastAsia="Roboto Mono" w:hAnsi="Roboto Mono" w:cs="Roboto Mono"/>
         </w:rPr>
@@ -649,7 +714,7 @@
     </w:p>
     <w:p>
       <w:r>
-        <w:pict w14:anchorId="47BF672D">
+        <w:pict w14:anchorId="68DF1901">
           <v:rect id="_x0000_i1026" style="width:0;height:1.5pt" o:hralign="center" o:hrstd="t" o:hr="t" fillcolor="#a0a0a0" stroked="f"/>
         </w:pict>
       </w:r>
@@ -682,51 +747,77 @@
       </w:pPr>
       <w:r>
         <w:rPr>
-          <w:b/>
-          <w:shd w:val="clear" w:color="auto" w:fill="B7B7B7"/>
-        </w:rPr>
-        <w:t># Source</w:t>
-      </w:r>
-      <w:r>
-        <w:rPr>
-          <w:shd w:val="clear" w:color="auto" w:fill="B7B7B7"/>
-        </w:rPr>
-        <w:t xml:space="preserve">: </w:t>
-      </w:r>
-      <w:r>
-        <w:rPr>
-          <w:b/>
-          <w:shd w:val="clear" w:color="auto" w:fill="B7B7B7"/>
-        </w:rPr>
-        <w:t xml:space="preserve">Chatgpt </w:t>
-      </w:r>
-      <w:r>
-        <w:rPr>
-          <w:b/>
-          <w:sz w:val="14"/>
-          <w:szCs w:val="14"/>
-          <w:shd w:val="clear" w:color="auto" w:fill="B7B7B7"/>
-        </w:rPr>
-        <w:t>(GPT</w:t>
-      </w:r>
-      <w:r>
-        <w:rPr>
-          <w:rFonts w:ascii="Cambria Math" w:hAnsi="Cambria Math" w:cs="Cambria Math"/>
-          <w:b/>
-          <w:sz w:val="14"/>
-          <w:szCs w:val="14"/>
-          <w:shd w:val="clear" w:color="auto" w:fill="B7B7B7"/>
+          <w:rFonts w:ascii="Arial" w:eastAsia="Arial" w:hAnsi="Arial" w:cs="Arial"/>
+          <w:b/>
+          <w:color w:val="000000"/>
+          <w:sz w:val="18"/>
+          <w:highlight w:val="lightGray"/>
+        </w:rPr>
+        <w:t># Source: AI Source: Provided by: [Data Path</w:t>
+      </w:r>
+      <w:r>
+        <w:rPr>
+          <w:rFonts w:ascii="Arial" w:eastAsia="Arial" w:hAnsi="Arial" w:cs="Arial"/>
+          <w:color w:val="000000"/>
+          <w:sz w:val="18"/>
+          <w:highlight w:val="lightGray"/>
+        </w:rPr>
+        <w:t xml:space="preserve">: Persons Table -&gt; ID Column: 1, Name_En Column: Motasem Essam] -&gt; </w:t>
+      </w:r>
+      <w:r>
+        <w:rPr>
+          <w:rFonts w:ascii="Arial" w:eastAsia="Arial" w:hAnsi="Arial" w:cs="Arial"/>
+          <w:b/>
+          <w:color w:val="000000"/>
+          <w:sz w:val="18"/>
+          <w:highlight w:val="lightGray"/>
+        </w:rPr>
+        <w:t>From:</w:t>
+      </w:r>
+      <w:r>
+        <w:rPr>
+          <w:rFonts w:ascii="Arial" w:eastAsia="Arial" w:hAnsi="Arial" w:cs="Arial"/>
+          <w:color w:val="000000"/>
+          <w:sz w:val="18"/>
+          <w:highlight w:val="lightGray"/>
+        </w:rPr>
+        <w:t xml:space="preserve"> [Chatgpt (GPT</w:t>
+      </w:r>
+      <w:r>
+        <w:rPr>
+          <w:rFonts w:ascii="Arial" w:eastAsia="Arial" w:hAnsi="Arial" w:cs="Cambria Math"/>
+          <w:color w:val="000000"/>
+          <w:sz w:val="18"/>
+          <w:highlight w:val="lightGray"/>
         </w:rPr>
         <w:t>‑</w:t>
       </w:r>
       <w:r>
         <w:rPr>
-          <w:b/>
-          <w:sz w:val="14"/>
-          <w:szCs w:val="14"/>
-          <w:shd w:val="clear" w:color="auto" w:fill="B7B7B7"/>
-        </w:rPr>
-        <w:t>5 Mini) at [8/18/2025]</w:t>
+          <w:rFonts w:ascii="Arial" w:eastAsia="Arial" w:hAnsi="Arial" w:cs="Arial"/>
+          <w:color w:val="000000"/>
+          <w:sz w:val="18"/>
+          <w:highlight w:val="lightGray"/>
+        </w:rPr>
+        <w:t xml:space="preserve">5 Mini)] </w:t>
+      </w:r>
+      <w:r>
+        <w:rPr>
+          <w:rFonts w:ascii="Arial" w:eastAsia="Arial" w:hAnsi="Arial" w:cs="Arial"/>
+          <w:b/>
+          <w:color w:val="000000"/>
+          <w:sz w:val="18"/>
+          <w:highlight w:val="lightGray"/>
+        </w:rPr>
+        <w:t>on</w:t>
+      </w:r>
+      <w:r>
+        <w:rPr>
+          <w:rFonts w:ascii="Arial" w:eastAsia="Arial" w:hAnsi="Arial"/>
+          <w:sz w:val="18"/>
+          <w:highlight w:val="lightGray"/>
+        </w:rPr>
+        <w:t xml:space="preserve"> [8/18/2025]</w:t>
       </w:r>
     </w:p>
     <w:p>
@@ -735,7 +826,7 @@
           <w:ilvl w:val="0"/>
           <w:numId w:val="3"/>
         </w:numPr>
-        <w:spacing w:before="240"/>
+        <w:spacing w:before="240" w:after="0" w:line="276" w:lineRule="auto"/>
         <w:rPr>
           <w:rFonts w:ascii="Roboto Mono" w:eastAsia="Roboto Mono" w:hAnsi="Roboto Mono" w:cs="Roboto Mono"/>
         </w:rPr>
@@ -759,6 +850,7 @@
           <w:ilvl w:val="0"/>
           <w:numId w:val="3"/>
         </w:numPr>
+        <w:spacing w:after="0" w:line="276" w:lineRule="auto"/>
         <w:rPr>
           <w:rFonts w:ascii="Roboto Mono" w:eastAsia="Roboto Mono" w:hAnsi="Roboto Mono" w:cs="Roboto Mono"/>
         </w:rPr>
@@ -782,6 +874,7 @@
           <w:ilvl w:val="0"/>
           <w:numId w:val="3"/>
         </w:numPr>
+        <w:spacing w:after="0" w:line="276" w:lineRule="auto"/>
         <w:rPr>
           <w:rFonts w:ascii="Roboto Mono" w:eastAsia="Roboto Mono" w:hAnsi="Roboto Mono" w:cs="Roboto Mono"/>
         </w:rPr>
@@ -805,6 +898,7 @@
           <w:ilvl w:val="0"/>
           <w:numId w:val="3"/>
         </w:numPr>
+        <w:spacing w:after="0" w:line="276" w:lineRule="auto"/>
         <w:rPr>
           <w:rFonts w:ascii="Roboto Mono" w:eastAsia="Roboto Mono" w:hAnsi="Roboto Mono" w:cs="Roboto Mono"/>
         </w:rPr>
@@ -828,7 +922,7 @@
           <w:ilvl w:val="0"/>
           <w:numId w:val="3"/>
         </w:numPr>
-        <w:spacing w:after="240"/>
+        <w:spacing w:after="240" w:line="276" w:lineRule="auto"/>
         <w:rPr>
           <w:rFonts w:ascii="Roboto Mono" w:eastAsia="Roboto Mono" w:hAnsi="Roboto Mono" w:cs="Roboto Mono"/>
         </w:rPr>
@@ -848,7 +942,7 @@
     </w:p>
     <w:p>
       <w:r>
-        <w:pict w14:anchorId="14E603A4">
+        <w:pict w14:anchorId="51CF1B7F">
           <v:rect id="_x0000_i1027" style="width:0;height:1.5pt" o:hralign="center" o:hrstd="t" o:hr="t" fillcolor="#a0a0a0" stroked="f"/>
         </w:pict>
       </w:r>
@@ -881,51 +975,77 @@
       </w:pPr>
       <w:r>
         <w:rPr>
-          <w:b/>
-          <w:shd w:val="clear" w:color="auto" w:fill="B7B7B7"/>
-        </w:rPr>
-        <w:t># Source</w:t>
-      </w:r>
-      <w:r>
-        <w:rPr>
-          <w:shd w:val="clear" w:color="auto" w:fill="B7B7B7"/>
-        </w:rPr>
-        <w:t xml:space="preserve">: </w:t>
-      </w:r>
-      <w:r>
-        <w:rPr>
-          <w:b/>
-          <w:shd w:val="clear" w:color="auto" w:fill="B7B7B7"/>
-        </w:rPr>
-        <w:t xml:space="preserve">Chatgpt </w:t>
-      </w:r>
-      <w:r>
-        <w:rPr>
-          <w:b/>
-          <w:sz w:val="14"/>
-          <w:szCs w:val="14"/>
-          <w:shd w:val="clear" w:color="auto" w:fill="B7B7B7"/>
-        </w:rPr>
-        <w:t>(GPT</w:t>
-      </w:r>
-      <w:r>
-        <w:rPr>
-          <w:rFonts w:ascii="Cambria Math" w:hAnsi="Cambria Math" w:cs="Cambria Math"/>
-          <w:b/>
-          <w:sz w:val="14"/>
-          <w:szCs w:val="14"/>
-          <w:shd w:val="clear" w:color="auto" w:fill="B7B7B7"/>
+          <w:rFonts w:ascii="Arial" w:eastAsia="Arial" w:hAnsi="Arial" w:cs="Arial"/>
+          <w:b/>
+          <w:color w:val="000000"/>
+          <w:sz w:val="18"/>
+          <w:highlight w:val="lightGray"/>
+        </w:rPr>
+        <w:t># Source: AI Source: Provided by: [Data Path</w:t>
+      </w:r>
+      <w:r>
+        <w:rPr>
+          <w:rFonts w:ascii="Arial" w:eastAsia="Arial" w:hAnsi="Arial" w:cs="Arial"/>
+          <w:color w:val="000000"/>
+          <w:sz w:val="18"/>
+          <w:highlight w:val="lightGray"/>
+        </w:rPr>
+        <w:t xml:space="preserve">: Persons Table -&gt; ID Column: 1, Name_En Column: Motasem Essam] -&gt; </w:t>
+      </w:r>
+      <w:r>
+        <w:rPr>
+          <w:rFonts w:ascii="Arial" w:eastAsia="Arial" w:hAnsi="Arial" w:cs="Arial"/>
+          <w:b/>
+          <w:color w:val="000000"/>
+          <w:sz w:val="18"/>
+          <w:highlight w:val="lightGray"/>
+        </w:rPr>
+        <w:t>From:</w:t>
+      </w:r>
+      <w:r>
+        <w:rPr>
+          <w:rFonts w:ascii="Arial" w:eastAsia="Arial" w:hAnsi="Arial" w:cs="Arial"/>
+          <w:color w:val="000000"/>
+          <w:sz w:val="18"/>
+          <w:highlight w:val="lightGray"/>
+        </w:rPr>
+        <w:t xml:space="preserve"> [Chatgpt (GPT</w:t>
+      </w:r>
+      <w:r>
+        <w:rPr>
+          <w:rFonts w:ascii="Arial" w:eastAsia="Arial" w:hAnsi="Arial" w:cs="Cambria Math"/>
+          <w:color w:val="000000"/>
+          <w:sz w:val="18"/>
+          <w:highlight w:val="lightGray"/>
         </w:rPr>
         <w:t>‑</w:t>
       </w:r>
       <w:r>
         <w:rPr>
-          <w:b/>
-          <w:sz w:val="14"/>
-          <w:szCs w:val="14"/>
-          <w:shd w:val="clear" w:color="auto" w:fill="B7B7B7"/>
-        </w:rPr>
-        <w:t>5 Mini) at [8/18/2025]</w:t>
+          <w:rFonts w:ascii="Arial" w:eastAsia="Arial" w:hAnsi="Arial" w:cs="Arial"/>
+          <w:color w:val="000000"/>
+          <w:sz w:val="18"/>
+          <w:highlight w:val="lightGray"/>
+        </w:rPr>
+        <w:t xml:space="preserve">5 Mini)] </w:t>
+      </w:r>
+      <w:r>
+        <w:rPr>
+          <w:rFonts w:ascii="Arial" w:eastAsia="Arial" w:hAnsi="Arial" w:cs="Arial"/>
+          <w:b/>
+          <w:color w:val="000000"/>
+          <w:sz w:val="18"/>
+          <w:highlight w:val="lightGray"/>
+        </w:rPr>
+        <w:t>on</w:t>
+      </w:r>
+      <w:r>
+        <w:rPr>
+          <w:rFonts w:ascii="Arial" w:eastAsia="Arial" w:hAnsi="Arial"/>
+          <w:sz w:val="18"/>
+          <w:highlight w:val="lightGray"/>
+        </w:rPr>
+        <w:t xml:space="preserve"> [8/18/2025]</w:t>
       </w:r>
     </w:p>
     <w:p>
@@ -934,16 +1054,15 @@
           <w:ilvl w:val="0"/>
           <w:numId w:val="1"/>
         </w:numPr>
-        <w:spacing w:before="240"/>
-        <w:rPr>
-          <w:rFonts w:ascii="Roboto Mono" w:eastAsia="Roboto Mono" w:hAnsi="Roboto Mono" w:cs="Roboto Mono"/>
-        </w:rPr>
-      </w:pPr>
-      <w:r>
-        <w:rPr>
-          <w:rFonts w:ascii="Roboto Mono" w:eastAsia="Roboto Mono" w:hAnsi="Roboto Mono" w:cs="Roboto Mono"/>
-        </w:rPr>
-        <w:lastRenderedPageBreak/>
+        <w:spacing w:before="240" w:after="0" w:line="276" w:lineRule="auto"/>
+        <w:rPr>
+          <w:rFonts w:ascii="Roboto Mono" w:eastAsia="Roboto Mono" w:hAnsi="Roboto Mono" w:cs="Roboto Mono"/>
+        </w:rPr>
+      </w:pPr>
+      <w:r>
+        <w:rPr>
+          <w:rFonts w:ascii="Roboto Mono" w:eastAsia="Roboto Mono" w:hAnsi="Roboto Mono" w:cs="Roboto Mono"/>
+        </w:rPr>
         <w:t>Test execution reports (status of each test case).</w:t>
       </w:r>
       <w:r>
@@ -959,6 +1078,7 @@
           <w:ilvl w:val="0"/>
           <w:numId w:val="1"/>
         </w:numPr>
+        <w:spacing w:after="0" w:line="276" w:lineRule="auto"/>
         <w:rPr>
           <w:rFonts w:ascii="Roboto Mono" w:eastAsia="Roboto Mono" w:hAnsi="Roboto Mono" w:cs="Roboto Mono"/>
         </w:rPr>
@@ -982,6 +1102,7 @@
           <w:ilvl w:val="0"/>
           <w:numId w:val="1"/>
         </w:numPr>
+        <w:spacing w:after="0" w:line="276" w:lineRule="auto"/>
         <w:rPr>
           <w:rFonts w:ascii="Roboto Mono" w:eastAsia="Roboto Mono" w:hAnsi="Roboto Mono" w:cs="Roboto Mono"/>
         </w:rPr>
@@ -1005,7 +1126,7 @@
           <w:ilvl w:val="0"/>
           <w:numId w:val="1"/>
         </w:numPr>
-        <w:spacing w:after="240"/>
+        <w:spacing w:after="240" w:line="276" w:lineRule="auto"/>
         <w:rPr>
           <w:rFonts w:ascii="Roboto Mono" w:eastAsia="Roboto Mono" w:hAnsi="Roboto Mono" w:cs="Roboto Mono"/>
         </w:rPr>
@@ -1025,7 +1146,7 @@
     </w:p>
     <w:p>
       <w:r>
-        <w:pict w14:anchorId="57265955">
+        <w:pict w14:anchorId="115EB2B4">
           <v:rect id="_x0000_i1028" style="width:0;height:1.5pt" o:hralign="center" o:hrstd="t" o:hr="t" fillcolor="#a0a0a0" stroked="f"/>
         </w:pict>
       </w:r>
@@ -1058,51 +1179,77 @@
       </w:pPr>
       <w:r>
         <w:rPr>
-          <w:b/>
-          <w:shd w:val="clear" w:color="auto" w:fill="B7B7B7"/>
-        </w:rPr>
-        <w:t># Source</w:t>
-      </w:r>
-      <w:r>
-        <w:rPr>
-          <w:shd w:val="clear" w:color="auto" w:fill="B7B7B7"/>
-        </w:rPr>
-        <w:t xml:space="preserve">: </w:t>
-      </w:r>
-      <w:r>
-        <w:rPr>
-          <w:b/>
-          <w:shd w:val="clear" w:color="auto" w:fill="B7B7B7"/>
-        </w:rPr>
-        <w:t xml:space="preserve">Chatgpt </w:t>
-      </w:r>
-      <w:r>
-        <w:rPr>
-          <w:b/>
-          <w:sz w:val="14"/>
-          <w:szCs w:val="14"/>
-          <w:shd w:val="clear" w:color="auto" w:fill="B7B7B7"/>
-        </w:rPr>
-        <w:t>(GPT</w:t>
-      </w:r>
-      <w:r>
-        <w:rPr>
-          <w:rFonts w:ascii="Cambria Math" w:hAnsi="Cambria Math" w:cs="Cambria Math"/>
-          <w:b/>
-          <w:sz w:val="14"/>
-          <w:szCs w:val="14"/>
-          <w:shd w:val="clear" w:color="auto" w:fill="B7B7B7"/>
+          <w:rFonts w:ascii="Arial" w:eastAsia="Arial" w:hAnsi="Arial" w:cs="Arial"/>
+          <w:b/>
+          <w:color w:val="000000"/>
+          <w:sz w:val="18"/>
+          <w:highlight w:val="lightGray"/>
+        </w:rPr>
+        <w:t># Source: AI Source: Provided by: [Data Path</w:t>
+      </w:r>
+      <w:r>
+        <w:rPr>
+          <w:rFonts w:ascii="Arial" w:eastAsia="Arial" w:hAnsi="Arial" w:cs="Arial"/>
+          <w:color w:val="000000"/>
+          <w:sz w:val="18"/>
+          <w:highlight w:val="lightGray"/>
+        </w:rPr>
+        <w:t xml:space="preserve">: Persons Table -&gt; ID Column: 1, Name_En Column: Motasem Essam] -&gt; </w:t>
+      </w:r>
+      <w:r>
+        <w:rPr>
+          <w:rFonts w:ascii="Arial" w:eastAsia="Arial" w:hAnsi="Arial" w:cs="Arial"/>
+          <w:b/>
+          <w:color w:val="000000"/>
+          <w:sz w:val="18"/>
+          <w:highlight w:val="lightGray"/>
+        </w:rPr>
+        <w:t>From:</w:t>
+      </w:r>
+      <w:r>
+        <w:rPr>
+          <w:rFonts w:ascii="Arial" w:eastAsia="Arial" w:hAnsi="Arial" w:cs="Arial"/>
+          <w:color w:val="000000"/>
+          <w:sz w:val="18"/>
+          <w:highlight w:val="lightGray"/>
+        </w:rPr>
+        <w:t xml:space="preserve"> [Chatgpt (GPT</w:t>
+      </w:r>
+      <w:r>
+        <w:rPr>
+          <w:rFonts w:ascii="Arial" w:eastAsia="Arial" w:hAnsi="Arial" w:cs="Cambria Math"/>
+          <w:color w:val="000000"/>
+          <w:sz w:val="18"/>
+          <w:highlight w:val="lightGray"/>
         </w:rPr>
         <w:t>‑</w:t>
       </w:r>
       <w:r>
         <w:rPr>
-          <w:b/>
-          <w:sz w:val="14"/>
-          <w:szCs w:val="14"/>
-          <w:shd w:val="clear" w:color="auto" w:fill="B7B7B7"/>
-        </w:rPr>
-        <w:t>5 Mini) at [8/18/2025]</w:t>
+          <w:rFonts w:ascii="Arial" w:eastAsia="Arial" w:hAnsi="Arial" w:cs="Arial"/>
+          <w:color w:val="000000"/>
+          <w:sz w:val="18"/>
+          <w:highlight w:val="lightGray"/>
+        </w:rPr>
+        <w:t xml:space="preserve">5 Mini)] </w:t>
+      </w:r>
+      <w:r>
+        <w:rPr>
+          <w:rFonts w:ascii="Arial" w:eastAsia="Arial" w:hAnsi="Arial" w:cs="Arial"/>
+          <w:b/>
+          <w:color w:val="000000"/>
+          <w:sz w:val="18"/>
+          <w:highlight w:val="lightGray"/>
+        </w:rPr>
+        <w:t>on</w:t>
+      </w:r>
+      <w:r>
+        <w:rPr>
+          <w:rFonts w:ascii="Arial" w:eastAsia="Arial" w:hAnsi="Arial"/>
+          <w:sz w:val="18"/>
+          <w:highlight w:val="lightGray"/>
+        </w:rPr>
+        <w:t xml:space="preserve"> [8/18/2025]</w:t>
       </w:r>
     </w:p>
     <w:p>
@@ -1111,7 +1258,7 @@
           <w:ilvl w:val="0"/>
           <w:numId w:val="2"/>
         </w:numPr>
-        <w:spacing w:before="240"/>
+        <w:spacing w:before="240" w:after="0" w:line="276" w:lineRule="auto"/>
         <w:rPr>
           <w:rFonts w:ascii="Roboto Mono" w:eastAsia="Roboto Mono" w:hAnsi="Roboto Mono" w:cs="Roboto Mono"/>
         </w:rPr>
@@ -1143,6 +1290,7 @@
           <w:ilvl w:val="1"/>
           <w:numId w:val="2"/>
         </w:numPr>
+        <w:spacing w:after="0" w:line="276" w:lineRule="auto"/>
       </w:pPr>
       <w:r>
         <w:rPr>
@@ -1170,6 +1318,7 @@
           <w:ilvl w:val="1"/>
           <w:numId w:val="2"/>
         </w:numPr>
+        <w:spacing w:after="0" w:line="276" w:lineRule="auto"/>
       </w:pPr>
       <w:r>
         <w:rPr>
@@ -1197,6 +1346,7 @@
           <w:ilvl w:val="1"/>
           <w:numId w:val="2"/>
         </w:numPr>
+        <w:spacing w:after="0" w:line="276" w:lineRule="auto"/>
       </w:pPr>
       <w:r>
         <w:rPr>
@@ -1224,6 +1374,7 @@
           <w:ilvl w:val="0"/>
           <w:numId w:val="2"/>
         </w:numPr>
+        <w:spacing w:after="0" w:line="276" w:lineRule="auto"/>
         <w:rPr>
           <w:rFonts w:ascii="Roboto Mono" w:eastAsia="Roboto Mono" w:hAnsi="Roboto Mono" w:cs="Roboto Mono"/>
         </w:rPr>
@@ -1255,6 +1406,7 @@
           <w:ilvl w:val="1"/>
           <w:numId w:val="2"/>
         </w:numPr>
+        <w:spacing w:after="0" w:line="276" w:lineRule="auto"/>
       </w:pPr>
       <w:r>
         <w:rPr>
@@ -1282,6 +1434,7 @@
           <w:ilvl w:val="1"/>
           <w:numId w:val="2"/>
         </w:numPr>
+        <w:spacing w:after="0" w:line="276" w:lineRule="auto"/>
       </w:pPr>
       <w:r>
         <w:rPr>
@@ -1309,6 +1462,7 @@
           <w:ilvl w:val="1"/>
           <w:numId w:val="2"/>
         </w:numPr>
+        <w:spacing w:after="0" w:line="276" w:lineRule="auto"/>
       </w:pPr>
       <w:r>
         <w:rPr>
@@ -1336,6 +1490,7 @@
           <w:ilvl w:val="0"/>
           <w:numId w:val="2"/>
         </w:numPr>
+        <w:spacing w:after="0" w:line="276" w:lineRule="auto"/>
         <w:rPr>
           <w:rFonts w:ascii="Roboto Mono" w:eastAsia="Roboto Mono" w:hAnsi="Roboto Mono" w:cs="Roboto Mono"/>
         </w:rPr>
@@ -1367,6 +1522,7 @@
           <w:ilvl w:val="1"/>
           <w:numId w:val="2"/>
         </w:numPr>
+        <w:spacing w:after="0" w:line="276" w:lineRule="auto"/>
       </w:pPr>
       <w:r>
         <w:rPr>
@@ -1394,6 +1550,7 @@
           <w:ilvl w:val="1"/>
           <w:numId w:val="2"/>
         </w:numPr>
+        <w:spacing w:after="0" w:line="276" w:lineRule="auto"/>
       </w:pPr>
       <w:r>
         <w:rPr>
@@ -1421,7 +1578,7 @@
           <w:ilvl w:val="1"/>
           <w:numId w:val="2"/>
         </w:numPr>
-        <w:spacing w:after="240"/>
+        <w:spacing w:after="240" w:line="276" w:lineRule="auto"/>
       </w:pPr>
       <w:r>
         <w:rPr>
@@ -1442,7 +1599,7 @@
     </w:p>
     <w:p>
       <w:r>
-        <w:pict w14:anchorId="753DF8E7">
+        <w:pict w14:anchorId="78FA5584">
           <v:rect id="_x0000_i1029" style="width:0;height:1.5pt" o:hralign="center" o:hrstd="t" o:hr="t" fillcolor="#a0a0a0" stroked="f"/>
         </w:pict>
       </w:r>
@@ -1466,7 +1623,6 @@
           <w:sz w:val="34"/>
           <w:szCs w:val="34"/>
         </w:rPr>
-        <w:lastRenderedPageBreak/>
         <w:t>🔑 Importance of Test Execution</w:t>
       </w:r>
     </w:p>
@@ -1476,51 +1632,77 @@
       </w:pPr>
       <w:r>
         <w:rPr>
-          <w:b/>
-          <w:shd w:val="clear" w:color="auto" w:fill="B7B7B7"/>
-        </w:rPr>
-        <w:t># Source</w:t>
-      </w:r>
-      <w:r>
-        <w:rPr>
-          <w:shd w:val="clear" w:color="auto" w:fill="B7B7B7"/>
-        </w:rPr>
-        <w:t xml:space="preserve">: </w:t>
-      </w:r>
-      <w:r>
-        <w:rPr>
-          <w:b/>
-          <w:shd w:val="clear" w:color="auto" w:fill="B7B7B7"/>
-        </w:rPr>
-        <w:t xml:space="preserve">Chatgpt </w:t>
-      </w:r>
-      <w:r>
-        <w:rPr>
-          <w:b/>
-          <w:sz w:val="14"/>
-          <w:szCs w:val="14"/>
-          <w:shd w:val="clear" w:color="auto" w:fill="B7B7B7"/>
-        </w:rPr>
-        <w:t>(GPT</w:t>
-      </w:r>
-      <w:r>
-        <w:rPr>
-          <w:rFonts w:ascii="Cambria Math" w:hAnsi="Cambria Math" w:cs="Cambria Math"/>
-          <w:b/>
-          <w:sz w:val="14"/>
-          <w:szCs w:val="14"/>
-          <w:shd w:val="clear" w:color="auto" w:fill="B7B7B7"/>
+          <w:rFonts w:ascii="Arial" w:eastAsia="Arial" w:hAnsi="Arial" w:cs="Arial"/>
+          <w:b/>
+          <w:color w:val="000000"/>
+          <w:sz w:val="18"/>
+          <w:highlight w:val="lightGray"/>
+        </w:rPr>
+        <w:t># Source: AI Source: Provided by: [Data Path</w:t>
+      </w:r>
+      <w:r>
+        <w:rPr>
+          <w:rFonts w:ascii="Arial" w:eastAsia="Arial" w:hAnsi="Arial" w:cs="Arial"/>
+          <w:color w:val="000000"/>
+          <w:sz w:val="18"/>
+          <w:highlight w:val="lightGray"/>
+        </w:rPr>
+        <w:t xml:space="preserve">: Persons Table -&gt; ID Column: 1, Name_En Column: Motasem Essam] -&gt; </w:t>
+      </w:r>
+      <w:r>
+        <w:rPr>
+          <w:rFonts w:ascii="Arial" w:eastAsia="Arial" w:hAnsi="Arial" w:cs="Arial"/>
+          <w:b/>
+          <w:color w:val="000000"/>
+          <w:sz w:val="18"/>
+          <w:highlight w:val="lightGray"/>
+        </w:rPr>
+        <w:t>From:</w:t>
+      </w:r>
+      <w:r>
+        <w:rPr>
+          <w:rFonts w:ascii="Arial" w:eastAsia="Arial" w:hAnsi="Arial" w:cs="Arial"/>
+          <w:color w:val="000000"/>
+          <w:sz w:val="18"/>
+          <w:highlight w:val="lightGray"/>
+        </w:rPr>
+        <w:t xml:space="preserve"> [Chatgpt (GPT</w:t>
+      </w:r>
+      <w:r>
+        <w:rPr>
+          <w:rFonts w:ascii="Arial" w:eastAsia="Arial" w:hAnsi="Arial" w:cs="Cambria Math"/>
+          <w:color w:val="000000"/>
+          <w:sz w:val="18"/>
+          <w:highlight w:val="lightGray"/>
         </w:rPr>
         <w:t>‑</w:t>
       </w:r>
       <w:r>
         <w:rPr>
-          <w:b/>
-          <w:sz w:val="14"/>
-          <w:szCs w:val="14"/>
-          <w:shd w:val="clear" w:color="auto" w:fill="B7B7B7"/>
-        </w:rPr>
-        <w:t>5 Mini) at [8/18/2025]</w:t>
+          <w:rFonts w:ascii="Arial" w:eastAsia="Arial" w:hAnsi="Arial" w:cs="Arial"/>
+          <w:color w:val="000000"/>
+          <w:sz w:val="18"/>
+          <w:highlight w:val="lightGray"/>
+        </w:rPr>
+        <w:t xml:space="preserve">5 Mini)] </w:t>
+      </w:r>
+      <w:r>
+        <w:rPr>
+          <w:rFonts w:ascii="Arial" w:eastAsia="Arial" w:hAnsi="Arial" w:cs="Arial"/>
+          <w:b/>
+          <w:color w:val="000000"/>
+          <w:sz w:val="18"/>
+          <w:highlight w:val="lightGray"/>
+        </w:rPr>
+        <w:t>on</w:t>
+      </w:r>
+      <w:r>
+        <w:rPr>
+          <w:rFonts w:ascii="Arial" w:eastAsia="Arial" w:hAnsi="Arial"/>
+          <w:sz w:val="18"/>
+          <w:highlight w:val="lightGray"/>
+        </w:rPr>
+        <w:t xml:space="preserve"> [8/18/2025]</w:t>
       </w:r>
     </w:p>
     <w:p>
@@ -1529,7 +1711,7 @@
           <w:ilvl w:val="0"/>
           <w:numId w:val="6"/>
         </w:numPr>
-        <w:spacing w:before="240"/>
+        <w:spacing w:before="240" w:after="0" w:line="276" w:lineRule="auto"/>
         <w:rPr>
           <w:rFonts w:ascii="Roboto Mono" w:eastAsia="Roboto Mono" w:hAnsi="Roboto Mono" w:cs="Roboto Mono"/>
         </w:rPr>
@@ -1553,6 +1735,7 @@
           <w:ilvl w:val="0"/>
           <w:numId w:val="6"/>
         </w:numPr>
+        <w:spacing w:after="0" w:line="276" w:lineRule="auto"/>
       </w:pPr>
       <w:r>
         <w:rPr>
@@ -1586,6 +1769,7 @@
           <w:ilvl w:val="0"/>
           <w:numId w:val="6"/>
         </w:numPr>
+        <w:spacing w:after="0" w:line="276" w:lineRule="auto"/>
       </w:pPr>
       <w:r>
         <w:rPr>
@@ -1619,7 +1803,7 @@
           <w:ilvl w:val="0"/>
           <w:numId w:val="6"/>
         </w:numPr>
-        <w:spacing w:after="240"/>
+        <w:spacing w:after="240" w:line="276" w:lineRule="auto"/>
       </w:pPr>
       <w:r>
         <w:rPr>
@@ -1649,7 +1833,7 @@
     </w:p>
     <w:p>
       <w:r>
-        <w:pict w14:anchorId="6582ACC1">
+        <w:pict w14:anchorId="36AF96A6">
           <v:rect id="_x0000_i1030" style="width:0;height:1.5pt" o:hralign="center" o:hrstd="t" o:hr="t" fillcolor="#a0a0a0" stroked="f"/>
         </w:pict>
       </w:r>
@@ -1682,7 +1866,7 @@
           <w:ilvl w:val="0"/>
           <w:numId w:val="4"/>
         </w:numPr>
-        <w:spacing w:before="240" w:after="240"/>
+        <w:spacing w:before="240" w:after="240" w:line="276" w:lineRule="auto"/>
         <w:rPr>
           <w:rFonts w:ascii="Roboto Mono" w:eastAsia="Roboto Mono" w:hAnsi="Roboto Mono" w:cs="Roboto Mono"/>
         </w:rPr>
@@ -1704,19 +1888,20 @@
     </w:p>
     <w:p>
       <w:r>
-        <w:pict w14:anchorId="612A453F">
+        <w:pict w14:anchorId="09333526">
           <v:rect id="_x0000_i1031" style="width:0;height:1.5pt" o:hralign="center" o:hrstd="t" o:hr="t" fillcolor="#a0a0a0" stroked="f"/>
         </w:pict>
       </w:r>
     </w:p>
+    <w:p/>
     <w:p/>
     <w:p/>
     <w:p/>
     <w:sectPr>
       <w:pgSz w:w="12240" w:h="15840"/>
       <w:pgMar w:top="1440" w:right="1440" w:bottom="1440" w:left="1440" w:header="720" w:footer="720" w:gutter="0"/>
-      <w:pgNumType w:start="1"/>
       <w:cols w:space="720"/>
+      <w:docGrid w:linePitch="360"/>
     </w:sectPr>
   </w:body>
 </w:document>
@@ -2939,18 +3124,6 @@
   <w:style w:type="paragraph" w:default="1" w:styleId="Normal">
     <w:name w:val="Normal"/>
     <w:qFormat/>
-    <w:rsid w:val="004D6C16"/>
-    <w:pPr>
-      <w:spacing w:after="0" w:line="276" w:lineRule="auto"/>
-    </w:pPr>
-    <w:rPr>
-      <w:rFonts w:ascii="Arial" w:eastAsia="Arial" w:hAnsi="Arial" w:cs="Arial"/>
-      <w:kern w:val="0"/>
-      <w:sz w:val="22"/>
-      <w:szCs w:val="22"/>
-      <w:lang w:val="en"/>
-      <w14:ligatures w14:val="none"/>
-    </w:rPr>
   </w:style>
   <w:style w:type="paragraph" w:styleId="Heading1">
     <w:name w:val="heading 1"/>
@@ -2959,7 +3132,7 @@
     <w:link w:val="Heading1Char"/>
     <w:uiPriority w:val="9"/>
     <w:qFormat/>
-    <w:rsid w:val="00970991"/>
+    <w:rsid w:val="00A15664"/>
     <w:pPr>
       <w:keepNext/>
       <w:keepLines/>
@@ -2981,7 +3154,7 @@
     <w:uiPriority w:val="9"/>
     <w:unhideWhenUsed/>
     <w:qFormat/>
-    <w:rsid w:val="00970991"/>
+    <w:rsid w:val="00A15664"/>
     <w:pPr>
       <w:keepNext/>
       <w:keepLines/>
@@ -3004,7 +3177,7 @@
     <w:semiHidden/>
     <w:unhideWhenUsed/>
     <w:qFormat/>
-    <w:rsid w:val="00970991"/>
+    <w:rsid w:val="00A15664"/>
     <w:pPr>
       <w:keepNext/>
       <w:keepLines/>
@@ -3027,7 +3200,7 @@
     <w:semiHidden/>
     <w:unhideWhenUsed/>
     <w:qFormat/>
-    <w:rsid w:val="00970991"/>
+    <w:rsid w:val="00A15664"/>
     <w:pPr>
       <w:keepNext/>
       <w:keepLines/>
@@ -3050,7 +3223,7 @@
     <w:semiHidden/>
     <w:unhideWhenUsed/>
     <w:qFormat/>
-    <w:rsid w:val="00970991"/>
+    <w:rsid w:val="00A15664"/>
     <w:pPr>
       <w:keepNext/>
       <w:keepLines/>
@@ -3071,11 +3244,11 @@
     <w:semiHidden/>
     <w:unhideWhenUsed/>
     <w:qFormat/>
-    <w:rsid w:val="00970991"/>
+    <w:rsid w:val="00A15664"/>
     <w:pPr>
       <w:keepNext/>
       <w:keepLines/>
-      <w:spacing w:before="40"/>
+      <w:spacing w:before="40" w:after="0"/>
       <w:outlineLvl w:val="5"/>
     </w:pPr>
     <w:rPr>
@@ -3094,11 +3267,11 @@
     <w:semiHidden/>
     <w:unhideWhenUsed/>
     <w:qFormat/>
-    <w:rsid w:val="00970991"/>
+    <w:rsid w:val="00A15664"/>
     <w:pPr>
       <w:keepNext/>
       <w:keepLines/>
-      <w:spacing w:before="40"/>
+      <w:spacing w:before="40" w:after="0"/>
       <w:outlineLvl w:val="6"/>
     </w:pPr>
     <w:rPr>
@@ -3115,10 +3288,11 @@
     <w:semiHidden/>
     <w:unhideWhenUsed/>
     <w:qFormat/>
-    <w:rsid w:val="00970991"/>
+    <w:rsid w:val="00A15664"/>
     <w:pPr>
       <w:keepNext/>
       <w:keepLines/>
+      <w:spacing w:after="0"/>
       <w:outlineLvl w:val="7"/>
     </w:pPr>
     <w:rPr>
@@ -3137,10 +3311,11 @@
     <w:semiHidden/>
     <w:unhideWhenUsed/>
     <w:qFormat/>
-    <w:rsid w:val="00970991"/>
+    <w:rsid w:val="00A15664"/>
     <w:pPr>
       <w:keepNext/>
       <w:keepLines/>
+      <w:spacing w:after="0"/>
       <w:outlineLvl w:val="8"/>
     </w:pPr>
     <w:rPr>
@@ -3180,7 +3355,7 @@
     <w:basedOn w:val="DefaultParagraphFont"/>
     <w:link w:val="Heading1"/>
     <w:uiPriority w:val="9"/>
-    <w:rsid w:val="00970991"/>
+    <w:rsid w:val="00A15664"/>
     <w:rPr>
       <w:rFonts w:asciiTheme="majorHAnsi" w:eastAsiaTheme="majorEastAsia" w:hAnsiTheme="majorHAnsi" w:cstheme="majorBidi"/>
       <w:color w:val="2F5496" w:themeColor="accent1" w:themeShade="BF"/>
@@ -3193,7 +3368,7 @@
     <w:basedOn w:val="DefaultParagraphFont"/>
     <w:link w:val="Heading2"/>
     <w:uiPriority w:val="9"/>
-    <w:rsid w:val="00970991"/>
+    <w:rsid w:val="00A15664"/>
     <w:rPr>
       <w:rFonts w:asciiTheme="majorHAnsi" w:eastAsiaTheme="majorEastAsia" w:hAnsiTheme="majorHAnsi" w:cstheme="majorBidi"/>
       <w:color w:val="2F5496" w:themeColor="accent1" w:themeShade="BF"/>
@@ -3207,7 +3382,7 @@
     <w:link w:val="Heading3"/>
     <w:uiPriority w:val="9"/>
     <w:semiHidden/>
-    <w:rsid w:val="00970991"/>
+    <w:rsid w:val="00A15664"/>
     <w:rPr>
       <w:rFonts w:eastAsiaTheme="majorEastAsia" w:cstheme="majorBidi"/>
       <w:color w:val="2F5496" w:themeColor="accent1" w:themeShade="BF"/>
@@ -3221,7 +3396,7 @@
     <w:link w:val="Heading4"/>
     <w:uiPriority w:val="9"/>
     <w:semiHidden/>
-    <w:rsid w:val="00970991"/>
+    <w:rsid w:val="00A15664"/>
     <w:rPr>
       <w:rFonts w:eastAsiaTheme="majorEastAsia" w:cstheme="majorBidi"/>
       <w:i/>
@@ -3235,7 +3410,7 @@
     <w:link w:val="Heading5"/>
     <w:uiPriority w:val="9"/>
     <w:semiHidden/>
-    <w:rsid w:val="00970991"/>
+    <w:rsid w:val="00A15664"/>
     <w:rPr>
       <w:rFonts w:eastAsiaTheme="majorEastAsia" w:cstheme="majorBidi"/>
       <w:color w:val="2F5496" w:themeColor="accent1" w:themeShade="BF"/>
@@ -3247,7 +3422,7 @@
     <w:link w:val="Heading6"/>
     <w:uiPriority w:val="9"/>
     <w:semiHidden/>
-    <w:rsid w:val="00970991"/>
+    <w:rsid w:val="00A15664"/>
     <w:rPr>
       <w:rFonts w:eastAsiaTheme="majorEastAsia" w:cstheme="majorBidi"/>
       <w:i/>
@@ -3261,7 +3436,7 @@
     <w:link w:val="Heading7"/>
     <w:uiPriority w:val="9"/>
     <w:semiHidden/>
-    <w:rsid w:val="00970991"/>
+    <w:rsid w:val="00A15664"/>
     <w:rPr>
       <w:rFonts w:eastAsiaTheme="majorEastAsia" w:cstheme="majorBidi"/>
       <w:color w:val="595959" w:themeColor="text1" w:themeTint="A6"/>
@@ -3273,7 +3448,7 @@
     <w:link w:val="Heading8"/>
     <w:uiPriority w:val="9"/>
     <w:semiHidden/>
-    <w:rsid w:val="00970991"/>
+    <w:rsid w:val="00A15664"/>
     <w:rPr>
       <w:rFonts w:eastAsiaTheme="majorEastAsia" w:cstheme="majorBidi"/>
       <w:i/>
@@ -3287,7 +3462,7 @@
     <w:link w:val="Heading9"/>
     <w:uiPriority w:val="9"/>
     <w:semiHidden/>
-    <w:rsid w:val="00970991"/>
+    <w:rsid w:val="00A15664"/>
     <w:rPr>
       <w:rFonts w:eastAsiaTheme="majorEastAsia" w:cstheme="majorBidi"/>
       <w:color w:val="272727" w:themeColor="text1" w:themeTint="D8"/>
@@ -3300,7 +3475,7 @@
     <w:link w:val="TitleChar"/>
     <w:uiPriority w:val="10"/>
     <w:qFormat/>
-    <w:rsid w:val="00970991"/>
+    <w:rsid w:val="00A15664"/>
     <w:pPr>
       <w:spacing w:after="80" w:line="240" w:lineRule="auto"/>
       <w:contextualSpacing/>
@@ -3318,7 +3493,7 @@
     <w:basedOn w:val="DefaultParagraphFont"/>
     <w:link w:val="Title"/>
     <w:uiPriority w:val="10"/>
-    <w:rsid w:val="00970991"/>
+    <w:rsid w:val="00A15664"/>
     <w:rPr>
       <w:rFonts w:asciiTheme="majorHAnsi" w:eastAsiaTheme="majorEastAsia" w:hAnsiTheme="majorHAnsi" w:cstheme="majorBidi"/>
       <w:spacing w:val="-10"/>
@@ -3334,7 +3509,7 @@
     <w:link w:val="SubtitleChar"/>
     <w:uiPriority w:val="11"/>
     <w:qFormat/>
-    <w:rsid w:val="00970991"/>
+    <w:rsid w:val="00A15664"/>
     <w:pPr>
       <w:numPr>
         <w:ilvl w:val="1"/>
@@ -3353,7 +3528,7 @@
     <w:basedOn w:val="DefaultParagraphFont"/>
     <w:link w:val="Subtitle"/>
     <w:uiPriority w:val="11"/>
-    <w:rsid w:val="00970991"/>
+    <w:rsid w:val="00A15664"/>
     <w:rPr>
       <w:rFonts w:eastAsiaTheme="majorEastAsia" w:cstheme="majorBidi"/>
       <w:color w:val="595959" w:themeColor="text1" w:themeTint="A6"/>
@@ -3369,7 +3544,7 @@
     <w:link w:val="QuoteChar"/>
     <w:uiPriority w:val="29"/>
     <w:qFormat/>
-    <w:rsid w:val="00970991"/>
+    <w:rsid w:val="00A15664"/>
     <w:pPr>
       <w:spacing w:before="160"/>
       <w:jc w:val="center"/>
@@ -3385,7 +3560,7 @@
     <w:basedOn w:val="DefaultParagraphFont"/>
     <w:link w:val="Quote"/>
     <w:uiPriority w:val="29"/>
-    <w:rsid w:val="00970991"/>
+    <w:rsid w:val="00A15664"/>
     <w:rPr>
       <w:i/>
       <w:iCs/>
@@ -3397,7 +3572,7 @@
     <w:basedOn w:val="Normal"/>
     <w:uiPriority w:val="34"/>
     <w:qFormat/>
-    <w:rsid w:val="00970991"/>
+    <w:rsid w:val="00A15664"/>
     <w:pPr>
       <w:ind w:left="720"/>
       <w:contextualSpacing/>
@@ -3408,7 +3583,7 @@
     <w:basedOn w:val="DefaultParagraphFont"/>
     <w:uiPriority w:val="21"/>
     <w:qFormat/>
-    <w:rsid w:val="00970991"/>
+    <w:rsid w:val="00A15664"/>
     <w:rPr>
       <w:i/>
       <w:iCs/>
@@ -3422,7 +3597,7 @@
     <w:link w:val="IntenseQuoteChar"/>
     <w:uiPriority w:val="30"/>
     <w:qFormat/>
-    <w:rsid w:val="00970991"/>
+    <w:rsid w:val="00A15664"/>
     <w:pPr>
       <w:pBdr>
         <w:top w:val="single" w:sz="4" w:space="10" w:color="2F5496" w:themeColor="accent1" w:themeShade="BF"/>
@@ -3443,7 +3618,7 @@
     <w:basedOn w:val="DefaultParagraphFont"/>
     <w:link w:val="IntenseQuote"/>
     <w:uiPriority w:val="30"/>
-    <w:rsid w:val="00970991"/>
+    <w:rsid w:val="00A15664"/>
     <w:rPr>
       <w:i/>
       <w:iCs/>
@@ -3455,7 +3630,7 @@
     <w:basedOn w:val="DefaultParagraphFont"/>
     <w:uiPriority w:val="32"/>
     <w:qFormat/>
-    <w:rsid w:val="00970991"/>
+    <w:rsid w:val="00A15664"/>
     <w:rPr>
       <w:b/>
       <w:bCs/>
